--- a/STUDIO_ACUERDO_DE_SERVICIOS.docx
+++ b/STUDIO_ACUERDO_DE_SERVICIOS.docx
@@ -408,14 +408,15 @@
             <w:pPr>
               <w:spacing w:after="40" w:line="252" w:lineRule="auto"/>
             </w:pPr>
-            <w:r/>
+            <w:r>
+              <w:t>Integraciones y Automatizaci?n Operativa</w:t>
+            </w:r>
             <w:r>
               <w:rPr>
                 <w:rFonts w:ascii="Arial" w:hAnsi="Arial"/>
                 <w:b w:val="0"/>
                 <w:sz w:val="18"/>
               </w:rPr>
-              <w:t>Automatizacion Simple</w:t>
             </w:r>
           </w:p>
         </w:tc>
@@ -949,7 +950,7 @@
           <w:rFonts w:ascii="Arial" w:hAnsi="Arial"/>
           <w:sz w:val="20"/>
         </w:rPr>
-        <w:t>- Precio referencial: $250 - $350.</w:t>
+        <w:t>- Precio referencial: $350 - $350.</w:t>
       </w:r>
     </w:p>
     <w:p>
@@ -993,7 +994,7 @@
           <w:rFonts w:ascii="Arial" w:hAnsi="Arial"/>
           <w:sz w:val="20"/>
         </w:rPr>
-        <w:t>- Precio referencial: $500 - $900.</w:t>
+        <w:t>- Precio referencial: $750 - $900.</w:t>
       </w:r>
     </w:p>
     <w:p>
@@ -1037,7 +1038,7 @@
           <w:rFonts w:ascii="Arial" w:hAnsi="Arial"/>
           <w:sz w:val="20"/>
         </w:rPr>
-        <w:t>- Precio: desde $1,200 segun alcance.</w:t>
+        <w:t>- Precio: desde $1,500 segun alcance.</w:t>
       </w:r>
     </w:p>
     <w:p>
@@ -1069,7 +1070,7 @@
         <w:pStyle w:val="Heading2"/>
       </w:pPr>
       <w:r>
-        <w:t>Anexo A4 - Automatizacion Simple</w:t>
+        <w:t>Anexo A4 - Integraciones y Automatizaci?n Operativa</w:t>
       </w:r>
     </w:p>
     <w:p>
@@ -1081,7 +1082,7 @@
           <w:rFonts w:ascii="Arial" w:hAnsi="Arial"/>
           <w:sz w:val="20"/>
         </w:rPr>
-        <w:t>- Precio: desde $300.</w:t>
+        <w:t>- Precio: desde $400.</w:t>
       </w:r>
     </w:p>
     <w:p>
@@ -1124,6 +1125,67 @@
     <w:p>
       <w:r>
         <w:t>Cliente: ________________________________________    Fecha: _______________</w:t>
+      </w:r>
+    </w:p>
+    <w:p/>
+    <w:p>
+      <w:pPr>
+        <w:pStyle w:val="Heading2"/>
+      </w:pPr>
+      <w:r>
+        <w:t>Oferta Actual y Roadmap</w:t>
+      </w:r>
+    </w:p>
+    <w:p>
+      <w:r>
+        <w:t>Oferta Actual</w:t>
+      </w:r>
+    </w:p>
+    <w:p>
+      <w:r>
+        <w:t>? Desarrollo Web</w:t>
+      </w:r>
+    </w:p>
+    <w:p>
+      <w:r>
+        <w:t>? Sistemas Web</w:t>
+      </w:r>
+    </w:p>
+    <w:p>
+      <w:r>
+        <w:t>? Integraciones y Automatizaci?n Operativa</w:t>
+      </w:r>
+    </w:p>
+    <w:p/>
+    <w:p>
+      <w:r>
+        <w:t>Roadmap</w:t>
+      </w:r>
+    </w:p>
+    <w:p>
+      <w:r>
+        <w:t>? AutoPro</w:t>
+      </w:r>
+    </w:p>
+    <w:p>
+      <w:r>
+        <w:t>? Productos futuros</w:t>
+      </w:r>
+    </w:p>
+    <w:p>
+      <w:r>
+        <w:t>? IA avanzada</w:t>
+      </w:r>
+    </w:p>
+    <w:p>
+      <w:r>
+        <w:t>? Proyectos SaaS</w:t>
+      </w:r>
+    </w:p>
+    <w:p/>
+    <w:p>
+      <w:r>
+        <w:t>La oferta actual no debe mezclarse con el roadmap en materiales comerciales.</w:t>
       </w:r>
     </w:p>
     <w:sectPr>
